--- a/assets/downloads/simulation-22/presimulation-activity-4-why-refer.docx
+++ b/assets/downloads/simulation-22/presimulation-activity-4-why-refer.docx
@@ -1,51 +1,21 @@
 
 <file path=word/document.xml><?xml version="1.0" encoding="utf-8"?>
-<w:document xmlns:wpc="http://schemas.microsoft.com/office/word/2010/wordprocessingCanvas" xmlns:cx="http://schemas.microsoft.com/office/drawing/2014/chartex" xmlns:cx1="http://schemas.microsoft.com/office/drawing/2015/9/8/chartex" xmlns:cx2="http://schemas.microsoft.com/office/drawing/2015/10/21/chartex" xmlns:cx3="http://schemas.microsoft.com/office/drawing/2016/5/9/chartex" xmlns:cx4="http://schemas.microsoft.com/office/drawing/2016/5/10/chartex" xmlns:cx5="http://schemas.microsoft.com/office/drawing/2016/5/11/chartex" xmlns:cx6="http://schemas.microsoft.com/office/drawing/2016/5/12/chartex" xmlns:cx7="http://schemas.microsoft.com/office/drawing/2016/5/13/chartex" xmlns:cx8="http://schemas.microsoft.com/office/drawing/2016/5/14/chartex" xmlns:mc="http://schemas.openxmlformats.org/markup-compatibility/2006" xmlns:aink="http://schemas.microsoft.com/office/drawing/2016/ink" xmlns:am3d="http://schemas.microsoft.com/office/drawing/2017/model3d" xmlns:o="urn:schemas-microsoft-com:office:office" xmlns:oel="http://schemas.microsoft.com/office/2019/extlst" xmlns:r="http://schemas.openxmlformats.org/officeDocument/2006/relationships" xmlns:m="http://schemas.openxmlformats.org/officeDocument/2006/math" xmlns:v="urn:schemas-microsoft-com:vml" xmlns:wp14="http://schemas.microsoft.com/office/word/2010/wordprocessingDrawing" xmlns:wp="http://schemas.openxmlformats.org/drawingml/2006/wordprocessingDrawing" xmlns:w10="urn:schemas-microsoft-com:office:word" xmlns:w="http://schemas.openxmlformats.org/wordprocessingml/2006/main" xmlns:w14="http://schemas.microsoft.com/office/word/2010/wordml" xmlns:w15="http://schemas.microsoft.com/office/word/2012/wordml" xmlns:w16cex="http://schemas.microsoft.com/office/word/2018/wordml/cex" xmlns:w16cid="http://schemas.microsoft.com/office/word/2016/wordml/cid" xmlns:w16="http://schemas.microsoft.com/office/word/2018/wordml" xmlns:w16du="http://schemas.microsoft.com/office/word/2023/wordml/word16du" xmlns:w16sdtdh="http://schemas.microsoft.com/office/word/2020/wordml/sdtdatahash" xmlns:w16sdtfl="http://schemas.microsoft.com/office/word/2024/wordml/sdtformatlock" xmlns:w16se="http://schemas.microsoft.com/office/word/2015/wordml/symex" xmlns:wpg="http://schemas.microsoft.com/office/word/2010/wordprocessingGroup" xmlns:wpi="http://schemas.microsoft.com/office/word/2010/wordprocessingInk" xmlns:wne="http://schemas.microsoft.com/office/word/2006/wordml" xmlns:wps="http://schemas.microsoft.com/office/word/2010/wordprocessingShape" mc:Ignorable="w14 w15 w16se w16cid w16 w16cex w16sdtdh w16sdtfl w16du wp14">
+<w:document xmlns:wpc="http://schemas.microsoft.com/office/word/2010/wordprocessingCanvas" xmlns:cx="http://schemas.microsoft.com/office/drawing/2014/chartex" xmlns:cx1="http://schemas.microsoft.com/office/drawing/2015/9/8/chartex" xmlns:cx2="http://schemas.microsoft.com/office/drawing/2015/10/21/chartex" xmlns:cx3="http://schemas.microsoft.com/office/drawing/2016/5/9/chartex" xmlns:cx4="http://schemas.microsoft.com/office/drawing/2016/5/10/chartex" xmlns:cx5="http://schemas.microsoft.com/office/drawing/2016/5/11/chartex" xmlns:cx6="http://schemas.microsoft.com/office/drawing/2016/5/12/chartex" xmlns:cx7="http://schemas.microsoft.com/office/drawing/2016/5/13/chartex" xmlns:cx8="http://schemas.microsoft.com/office/drawing/2016/5/14/chartex" xmlns:mc="http://schemas.openxmlformats.org/markup-compatibility/2006" xmlns:aink="http://schemas.microsoft.com/office/drawing/2016/ink" xmlns:am3d="http://schemas.microsoft.com/office/drawing/2017/model3d" xmlns:o="urn:schemas-microsoft-com:office:office" xmlns:oel="http://schemas.microsoft.com/office/2019/extlst" xmlns:r="http://schemas.openxmlformats.org/officeDocument/2006/relationships" xmlns:m="http://schemas.openxmlformats.org/officeDocument/2006/math" xmlns:v="urn:schemas-microsoft-com:vml" xmlns:wp14="http://schemas.microsoft.com/office/word/2010/wordprocessingDrawing" xmlns:wp="http://schemas.openxmlformats.org/drawingml/2006/wordprocessingDrawing" xmlns:w10="urn:schemas-microsoft-com:office:word" xmlns:w="http://schemas.openxmlformats.org/wordprocessingml/2006/main" xmlns:w14="http://schemas.microsoft.com/office/word/2010/wordml" xmlns:w15="http://schemas.microsoft.com/office/word/2012/wordml" xmlns:w16cei="http://schemas.microsoft.com/office/word/2026/wordml/cei" xmlns:w16cex="http://schemas.microsoft.com/office/word/2018/wordml/cex" xmlns:w16cid="http://schemas.microsoft.com/office/word/2016/wordml/cid" xmlns:w16="http://schemas.microsoft.com/office/word/2018/wordml" xmlns:w16du="http://schemas.microsoft.com/office/word/2023/wordml/word16du" xmlns:w16sdtdh="http://schemas.microsoft.com/office/word/2020/wordml/sdtdatahash" xmlns:w16sdtfl="http://schemas.microsoft.com/office/word/2024/wordml/sdtformatlock" xmlns:w16se="http://schemas.microsoft.com/office/word/2015/wordml/symex" xmlns:wpg="http://schemas.microsoft.com/office/word/2010/wordprocessingGroup" xmlns:wpi="http://schemas.microsoft.com/office/word/2010/wordprocessingInk" xmlns:wne="http://schemas.microsoft.com/office/word/2006/wordml" xmlns:wps="http://schemas.microsoft.com/office/word/2010/wordprocessingShape" mc:Ignorable="w14 w15 w16se w16cid w16 w16cex w16sdtdh w16sdtfl w16du wp14">
   <w:body>
     <w:p>
       <w:pPr>
         <w:pStyle w:val="Heading1"/>
-        <w:spacing w:before="0" w:beforeAutospacing="0" w:after="0" w:afterAutospacing="0" w:line="480" w:lineRule="auto"/>
-        <w:rPr>
-          <w:color w:val="000000"/>
-        </w:rPr>
       </w:pPr>
       <w:r>
-        <w:rPr>
-          <w:color w:val="000000"/>
-        </w:rPr>
-        <w:t/>
-      </w:r>
-      <w:proofErr w:type="spellStart"/>
-      <w:r>
-        <w:rPr>
-          <w:color w:val="000000"/>
-        </w:rPr>
-        <w:t>Presimulation</w:t>
-      </w:r>
-      <w:proofErr w:type="spellEnd"/>
-      <w:r>
-        <w:rPr>
-          <w:color w:val="000000"/>
-        </w:rPr>
-        <w:t xml:space="preserve"> </w:t>
+        <w:t xml:space="preserve">Presimulation </w:t>
       </w:r>
       <w:r>
-        <w:rPr>
-          <w:color w:val="000000"/>
-        </w:rPr>
         <w:t xml:space="preserve">Activity 4: Why </w:t>
       </w:r>
       <w:r>
-        <w:rPr>
-          <w:color w:val="000000"/>
-        </w:rPr>
         <w:t>R</w:t>
       </w:r>
       <w:r>
-        <w:rPr>
-          <w:color w:val="000000"/>
-        </w:rPr>
         <w:t>efer</w:t>
       </w:r>
     </w:p>
@@ -59,6 +29,7 @@
       </w:pPr>
       <w:r>
         <w:rPr>
+          <w:rFonts w:ascii="Aptos" w:eastAsia="Aptos" w:hAnsi="Aptos" w:cs="Aptos"/>
           <w:color w:val="000000"/>
         </w:rPr>
         <w:t>Answer the following questions, and practice answering them prior to the simulation.</w:t>
@@ -73,28 +44,16 @@
         </w:numPr>
         <w:spacing w:before="0" w:beforeAutospacing="0" w:after="0" w:afterAutospacing="0" w:line="480" w:lineRule="auto"/>
         <w:rPr>
+          <w:rFonts w:asciiTheme="minorHAnsi" w:hAnsiTheme="minorHAnsi"/>
           <w:color w:val="000000"/>
         </w:rPr>
       </w:pPr>
       <w:r>
         <w:rPr>
+          <w:rFonts w:asciiTheme="minorHAnsi" w:eastAsia="Aptos" w:hAnsiTheme="minorHAnsi" w:cs="Aptos"/>
           <w:color w:val="000000"/>
         </w:rPr>
-        <w:t xml:space="preserve">When or why does an AT </w:t>
-      </w:r>
-      <w:proofErr w:type="gramStart"/>
-      <w:r>
-        <w:rPr>
-          <w:color w:val="000000"/>
-        </w:rPr>
-        <w:t>refer</w:t>
-      </w:r>
-      <w:proofErr w:type="gramEnd"/>
-      <w:r>
-        <w:rPr>
-          <w:color w:val="000000"/>
-        </w:rPr>
-        <w:t xml:space="preserve"> concussion care to a PT (or other HCP)?</w:t>
+        <w:t>When or why does an AT refer concussion care to a PT (or other HCP)?</w:t>
       </w:r>
     </w:p>
     <w:p>
@@ -106,11 +65,13 @@
         </w:numPr>
         <w:spacing w:before="0" w:beforeAutospacing="0" w:after="0" w:afterAutospacing="0" w:line="480" w:lineRule="auto"/>
         <w:rPr>
+          <w:rFonts w:asciiTheme="minorHAnsi" w:hAnsiTheme="minorHAnsi"/>
           <w:color w:val="000000"/>
         </w:rPr>
       </w:pPr>
       <w:r>
         <w:rPr>
+          <w:rFonts w:asciiTheme="minorHAnsi" w:eastAsia="Aptos" w:hAnsiTheme="minorHAnsi" w:cs="Aptos"/>
           <w:color w:val="000000"/>
         </w:rPr>
         <w:t>What specific skills or assets does the AT possess for athletes who have experienced a concussion? How are these skills different from those of a PT?</w:t>
@@ -125,11 +86,13 @@
         </w:numPr>
         <w:spacing w:before="0" w:beforeAutospacing="0" w:after="0" w:afterAutospacing="0" w:line="480" w:lineRule="auto"/>
         <w:rPr>
+          <w:rFonts w:asciiTheme="minorHAnsi" w:hAnsiTheme="minorHAnsi"/>
           <w:color w:val="000000"/>
         </w:rPr>
       </w:pPr>
       <w:r>
         <w:rPr>
+          <w:rFonts w:asciiTheme="minorHAnsi" w:eastAsia="Aptos" w:hAnsiTheme="minorHAnsi" w:cs="Aptos"/>
           <w:color w:val="000000"/>
         </w:rPr>
         <w:t>Why is continued care with the AT the best course of action for this athlete?</w:t>
@@ -144,11 +107,13 @@
         </w:numPr>
         <w:spacing w:before="0" w:beforeAutospacing="0" w:after="0" w:afterAutospacing="0" w:line="480" w:lineRule="auto"/>
         <w:rPr>
+          <w:rFonts w:asciiTheme="minorHAnsi" w:hAnsiTheme="minorHAnsi"/>
           <w:color w:val="000000"/>
         </w:rPr>
       </w:pPr>
       <w:r>
         <w:rPr>
+          <w:rFonts w:asciiTheme="minorHAnsi" w:eastAsia="Aptos" w:hAnsiTheme="minorHAnsi" w:cs="Aptos"/>
           <w:color w:val="000000"/>
         </w:rPr>
         <w:t>What is the RTP criteria for this athlete?</w:t>
@@ -163,11 +128,13 @@
         </w:numPr>
         <w:spacing w:before="0" w:beforeAutospacing="0" w:after="0" w:afterAutospacing="0" w:line="480" w:lineRule="auto"/>
         <w:rPr>
+          <w:rFonts w:asciiTheme="minorHAnsi" w:hAnsiTheme="minorHAnsi"/>
           <w:color w:val="000000"/>
         </w:rPr>
       </w:pPr>
       <w:r>
         <w:rPr>
+          <w:rFonts w:asciiTheme="minorHAnsi" w:eastAsia="Aptos" w:hAnsiTheme="minorHAnsi" w:cs="Aptos"/>
           <w:color w:val="000000"/>
         </w:rPr>
         <w:t>What is the RTL criteria for this athlete?</w:t>
@@ -182,11 +149,13 @@
         </w:numPr>
         <w:spacing w:before="0" w:beforeAutospacing="0" w:after="0" w:afterAutospacing="0" w:line="480" w:lineRule="auto"/>
         <w:rPr>
+          <w:rFonts w:asciiTheme="minorHAnsi" w:hAnsiTheme="minorHAnsi"/>
           <w:color w:val="000000"/>
         </w:rPr>
       </w:pPr>
       <w:r>
         <w:rPr>
+          <w:rFonts w:asciiTheme="minorHAnsi" w:eastAsia="Aptos" w:hAnsiTheme="minorHAnsi" w:cs="Aptos"/>
           <w:color w:val="000000"/>
         </w:rPr>
         <w:t>When or how often should the athlete see the PT, or how often should the AT communicate with the PT?</w:t>
@@ -201,11 +170,13 @@
         </w:numPr>
         <w:spacing w:before="0" w:beforeAutospacing="0" w:after="0" w:afterAutospacing="0" w:line="480" w:lineRule="auto"/>
         <w:rPr>
+          <w:rFonts w:asciiTheme="minorHAnsi" w:hAnsiTheme="minorHAnsi"/>
           <w:color w:val="000000"/>
         </w:rPr>
       </w:pPr>
       <w:r>
         <w:rPr>
+          <w:rFonts w:asciiTheme="minorHAnsi" w:eastAsia="Aptos" w:hAnsiTheme="minorHAnsi" w:cs="Aptos"/>
           <w:color w:val="000000"/>
         </w:rPr>
         <w:t>Does the AT have any specific skills, exercises, activities, or other interventions to manage this situation (symptoms)?</w:t>
@@ -224,7 +195,7 @@
 </file>
 
 <file path=word/endnotes.xml><?xml version="1.0" encoding="utf-8"?>
-<w:endnotes xmlns:wpc="http://schemas.microsoft.com/office/word/2010/wordprocessingCanvas" xmlns:cx="http://schemas.microsoft.com/office/drawing/2014/chartex" xmlns:cx1="http://schemas.microsoft.com/office/drawing/2015/9/8/chartex" xmlns:cx2="http://schemas.microsoft.com/office/drawing/2015/10/21/chartex" xmlns:cx3="http://schemas.microsoft.com/office/drawing/2016/5/9/chartex" xmlns:cx4="http://schemas.microsoft.com/office/drawing/2016/5/10/chartex" xmlns:cx5="http://schemas.microsoft.com/office/drawing/2016/5/11/chartex" xmlns:cx6="http://schemas.microsoft.com/office/drawing/2016/5/12/chartex" xmlns:cx7="http://schemas.microsoft.com/office/drawing/2016/5/13/chartex" xmlns:cx8="http://schemas.microsoft.com/office/drawing/2016/5/14/chartex" xmlns:mc="http://schemas.openxmlformats.org/markup-compatibility/2006" xmlns:aink="http://schemas.microsoft.com/office/drawing/2016/ink" xmlns:am3d="http://schemas.microsoft.com/office/drawing/2017/model3d" xmlns:o="urn:schemas-microsoft-com:office:office" xmlns:oel="http://schemas.microsoft.com/office/2019/extlst" xmlns:r="http://schemas.openxmlformats.org/officeDocument/2006/relationships" xmlns:m="http://schemas.openxmlformats.org/officeDocument/2006/math" xmlns:v="urn:schemas-microsoft-com:vml" xmlns:wp14="http://schemas.microsoft.com/office/word/2010/wordprocessingDrawing" xmlns:wp="http://schemas.openxmlformats.org/drawingml/2006/wordprocessingDrawing" xmlns:w10="urn:schemas-microsoft-com:office:word" xmlns:w="http://schemas.openxmlformats.org/wordprocessingml/2006/main" xmlns:w14="http://schemas.microsoft.com/office/word/2010/wordml" xmlns:w15="http://schemas.microsoft.com/office/word/2012/wordml" xmlns:w16cex="http://schemas.microsoft.com/office/word/2018/wordml/cex" xmlns:w16cid="http://schemas.microsoft.com/office/word/2016/wordml/cid" xmlns:w16="http://schemas.microsoft.com/office/word/2018/wordml" xmlns:w16du="http://schemas.microsoft.com/office/word/2023/wordml/word16du" xmlns:w16sdtdh="http://schemas.microsoft.com/office/word/2020/wordml/sdtdatahash" xmlns:w16sdtfl="http://schemas.microsoft.com/office/word/2024/wordml/sdtformatlock" xmlns:w16se="http://schemas.microsoft.com/office/word/2015/wordml/symex" xmlns:wpg="http://schemas.microsoft.com/office/word/2010/wordprocessingGroup" xmlns:wpi="http://schemas.microsoft.com/office/word/2010/wordprocessingInk" xmlns:wne="http://schemas.microsoft.com/office/word/2006/wordml" xmlns:wps="http://schemas.microsoft.com/office/word/2010/wordprocessingShape" mc:Ignorable="w14 w15 w16se w16cid w16 w16cex w16sdtdh w16sdtfl w16du wp14">
+<w:endnotes xmlns:wpc="http://schemas.microsoft.com/office/word/2010/wordprocessingCanvas" xmlns:cx="http://schemas.microsoft.com/office/drawing/2014/chartex" xmlns:cx1="http://schemas.microsoft.com/office/drawing/2015/9/8/chartex" xmlns:cx2="http://schemas.microsoft.com/office/drawing/2015/10/21/chartex" xmlns:cx3="http://schemas.microsoft.com/office/drawing/2016/5/9/chartex" xmlns:cx4="http://schemas.microsoft.com/office/drawing/2016/5/10/chartex" xmlns:cx5="http://schemas.microsoft.com/office/drawing/2016/5/11/chartex" xmlns:cx6="http://schemas.microsoft.com/office/drawing/2016/5/12/chartex" xmlns:cx7="http://schemas.microsoft.com/office/drawing/2016/5/13/chartex" xmlns:cx8="http://schemas.microsoft.com/office/drawing/2016/5/14/chartex" xmlns:mc="http://schemas.openxmlformats.org/markup-compatibility/2006" xmlns:aink="http://schemas.microsoft.com/office/drawing/2016/ink" xmlns:am3d="http://schemas.microsoft.com/office/drawing/2017/model3d" xmlns:o="urn:schemas-microsoft-com:office:office" xmlns:oel="http://schemas.microsoft.com/office/2019/extlst" xmlns:r="http://schemas.openxmlformats.org/officeDocument/2006/relationships" xmlns:m="http://schemas.openxmlformats.org/officeDocument/2006/math" xmlns:v="urn:schemas-microsoft-com:vml" xmlns:wp14="http://schemas.microsoft.com/office/word/2010/wordprocessingDrawing" xmlns:wp="http://schemas.openxmlformats.org/drawingml/2006/wordprocessingDrawing" xmlns:w10="urn:schemas-microsoft-com:office:word" xmlns:w="http://schemas.openxmlformats.org/wordprocessingml/2006/main" xmlns:w14="http://schemas.microsoft.com/office/word/2010/wordml" xmlns:w15="http://schemas.microsoft.com/office/word/2012/wordml" xmlns:w16cei="http://schemas.microsoft.com/office/word/2026/wordml/cei" xmlns:w16cex="http://schemas.microsoft.com/office/word/2018/wordml/cex" xmlns:w16cid="http://schemas.microsoft.com/office/word/2016/wordml/cid" xmlns:w16="http://schemas.microsoft.com/office/word/2018/wordml" xmlns:w16du="http://schemas.microsoft.com/office/word/2023/wordml/word16du" xmlns:w16sdtdh="http://schemas.microsoft.com/office/word/2020/wordml/sdtdatahash" xmlns:w16sdtfl="http://schemas.microsoft.com/office/word/2024/wordml/sdtformatlock" xmlns:w16se="http://schemas.microsoft.com/office/word/2015/wordml/symex" xmlns:wpg="http://schemas.microsoft.com/office/word/2010/wordprocessingGroup" xmlns:wpi="http://schemas.microsoft.com/office/word/2010/wordprocessingInk" xmlns:wne="http://schemas.microsoft.com/office/word/2006/wordml" xmlns:wps="http://schemas.microsoft.com/office/word/2010/wordprocessingShape" mc:Ignorable="w14 w15 w16se w16cid w16 w16cex w16sdtdh w16sdtfl w16du wp14">
   <w:endnote w:type="separator" w:id="-1">
     <w:p>
       <w:pPr>
@@ -249,7 +220,7 @@
 </file>
 
 <file path=word/footer1.xml><?xml version="1.0" encoding="utf-8"?>
-<w:ftr xmlns:wpc="http://schemas.microsoft.com/office/word/2010/wordprocessingCanvas" xmlns:cx="http://schemas.microsoft.com/office/drawing/2014/chartex" xmlns:cx1="http://schemas.microsoft.com/office/drawing/2015/9/8/chartex" xmlns:cx2="http://schemas.microsoft.com/office/drawing/2015/10/21/chartex" xmlns:cx3="http://schemas.microsoft.com/office/drawing/2016/5/9/chartex" xmlns:cx4="http://schemas.microsoft.com/office/drawing/2016/5/10/chartex" xmlns:cx5="http://schemas.microsoft.com/office/drawing/2016/5/11/chartex" xmlns:cx6="http://schemas.microsoft.com/office/drawing/2016/5/12/chartex" xmlns:cx7="http://schemas.microsoft.com/office/drawing/2016/5/13/chartex" xmlns:cx8="http://schemas.microsoft.com/office/drawing/2016/5/14/chartex" xmlns:mc="http://schemas.openxmlformats.org/markup-compatibility/2006" xmlns:aink="http://schemas.microsoft.com/office/drawing/2016/ink" xmlns:am3d="http://schemas.microsoft.com/office/drawing/2017/model3d" xmlns:o="urn:schemas-microsoft-com:office:office" xmlns:oel="http://schemas.microsoft.com/office/2019/extlst" xmlns:r="http://schemas.openxmlformats.org/officeDocument/2006/relationships" xmlns:m="http://schemas.openxmlformats.org/officeDocument/2006/math" xmlns:v="urn:schemas-microsoft-com:vml" xmlns:wp14="http://schemas.microsoft.com/office/word/2010/wordprocessingDrawing" xmlns:wp="http://schemas.openxmlformats.org/drawingml/2006/wordprocessingDrawing" xmlns:w10="urn:schemas-microsoft-com:office:word" xmlns:w="http://schemas.openxmlformats.org/wordprocessingml/2006/main" xmlns:w14="http://schemas.microsoft.com/office/word/2010/wordml" xmlns:w15="http://schemas.microsoft.com/office/word/2012/wordml" xmlns:w16cex="http://schemas.microsoft.com/office/word/2018/wordml/cex" xmlns:w16cid="http://schemas.microsoft.com/office/word/2016/wordml/cid" xmlns:w16="http://schemas.microsoft.com/office/word/2018/wordml" xmlns:w16du="http://schemas.microsoft.com/office/word/2023/wordml/word16du" xmlns:w16sdtdh="http://schemas.microsoft.com/office/word/2020/wordml/sdtdatahash" xmlns:w16sdtfl="http://schemas.microsoft.com/office/word/2024/wordml/sdtformatlock" xmlns:w16se="http://schemas.microsoft.com/office/word/2015/wordml/symex" xmlns:wpg="http://schemas.microsoft.com/office/word/2010/wordprocessingGroup" xmlns:wpi="http://schemas.microsoft.com/office/word/2010/wordprocessingInk" xmlns:wne="http://schemas.microsoft.com/office/word/2006/wordml" xmlns:wps="http://schemas.microsoft.com/office/word/2010/wordprocessingShape" mc:Ignorable="w14 w15 w16se w16cid w16 w16cex w16sdtdh w16sdtfl w16du wp14">
+<w:ftr xmlns:wpc="http://schemas.microsoft.com/office/word/2010/wordprocessingCanvas" xmlns:cx="http://schemas.microsoft.com/office/drawing/2014/chartex" xmlns:cx1="http://schemas.microsoft.com/office/drawing/2015/9/8/chartex" xmlns:cx2="http://schemas.microsoft.com/office/drawing/2015/10/21/chartex" xmlns:cx3="http://schemas.microsoft.com/office/drawing/2016/5/9/chartex" xmlns:cx4="http://schemas.microsoft.com/office/drawing/2016/5/10/chartex" xmlns:cx5="http://schemas.microsoft.com/office/drawing/2016/5/11/chartex" xmlns:cx6="http://schemas.microsoft.com/office/drawing/2016/5/12/chartex" xmlns:cx7="http://schemas.microsoft.com/office/drawing/2016/5/13/chartex" xmlns:cx8="http://schemas.microsoft.com/office/drawing/2016/5/14/chartex" xmlns:mc="http://schemas.openxmlformats.org/markup-compatibility/2006" xmlns:aink="http://schemas.microsoft.com/office/drawing/2016/ink" xmlns:am3d="http://schemas.microsoft.com/office/drawing/2017/model3d" xmlns:o="urn:schemas-microsoft-com:office:office" xmlns:oel="http://schemas.microsoft.com/office/2019/extlst" xmlns:r="http://schemas.openxmlformats.org/officeDocument/2006/relationships" xmlns:m="http://schemas.openxmlformats.org/officeDocument/2006/math" xmlns:v="urn:schemas-microsoft-com:vml" xmlns:wp14="http://schemas.microsoft.com/office/word/2010/wordprocessingDrawing" xmlns:wp="http://schemas.openxmlformats.org/drawingml/2006/wordprocessingDrawing" xmlns:w10="urn:schemas-microsoft-com:office:word" xmlns:w="http://schemas.openxmlformats.org/wordprocessingml/2006/main" xmlns:w14="http://schemas.microsoft.com/office/word/2010/wordml" xmlns:w15="http://schemas.microsoft.com/office/word/2012/wordml" xmlns:w16cei="http://schemas.microsoft.com/office/word/2026/wordml/cei" xmlns:w16cex="http://schemas.microsoft.com/office/word/2018/wordml/cex" xmlns:w16cid="http://schemas.microsoft.com/office/word/2016/wordml/cid" xmlns:w16="http://schemas.microsoft.com/office/word/2018/wordml" xmlns:w16du="http://schemas.microsoft.com/office/word/2023/wordml/word16du" xmlns:w16sdtdh="http://schemas.microsoft.com/office/word/2020/wordml/sdtdatahash" xmlns:w16sdtfl="http://schemas.microsoft.com/office/word/2024/wordml/sdtformatlock" xmlns:w16se="http://schemas.microsoft.com/office/word/2015/wordml/symex" xmlns:wpg="http://schemas.microsoft.com/office/word/2010/wordprocessingGroup" xmlns:wpi="http://schemas.microsoft.com/office/word/2010/wordprocessingInk" xmlns:wne="http://schemas.microsoft.com/office/word/2006/wordml" xmlns:wps="http://schemas.microsoft.com/office/word/2010/wordprocessingShape" mc:Ignorable="w14 w15 w16se w16cid w16 w16cex w16sdtdh w16sdtfl w16du wp14">
   <w:sdt>
     <w:sdtPr>
       <w:rPr>
@@ -296,6 +267,7 @@
         <w:r>
           <w:rPr>
             <w:rStyle w:val="PageNumber"/>
+            <w:rFonts w:ascii="Aptos" w:eastAsia="Aptos" w:hAnsi="Aptos" w:cs="Aptos"/>
             <w:noProof/>
           </w:rPr>
           <w:t>10</w:t>
@@ -319,27 +291,33 @@
 </file>
 
 <file path=word/footer2.xml><?xml version="1.0" encoding="utf-8"?>
-<w:ftr xmlns:wpc="http://schemas.microsoft.com/office/word/2010/wordprocessingCanvas" xmlns:cx="http://schemas.microsoft.com/office/drawing/2014/chartex" xmlns:cx1="http://schemas.microsoft.com/office/drawing/2015/9/8/chartex" xmlns:cx2="http://schemas.microsoft.com/office/drawing/2015/10/21/chartex" xmlns:cx3="http://schemas.microsoft.com/office/drawing/2016/5/9/chartex" xmlns:cx4="http://schemas.microsoft.com/office/drawing/2016/5/10/chartex" xmlns:cx5="http://schemas.microsoft.com/office/drawing/2016/5/11/chartex" xmlns:cx6="http://schemas.microsoft.com/office/drawing/2016/5/12/chartex" xmlns:cx7="http://schemas.microsoft.com/office/drawing/2016/5/13/chartex" xmlns:cx8="http://schemas.microsoft.com/office/drawing/2016/5/14/chartex" xmlns:mc="http://schemas.openxmlformats.org/markup-compatibility/2006" xmlns:aink="http://schemas.microsoft.com/office/drawing/2016/ink" xmlns:am3d="http://schemas.microsoft.com/office/drawing/2017/model3d" xmlns:o="urn:schemas-microsoft-com:office:office" xmlns:oel="http://schemas.microsoft.com/office/2019/extlst" xmlns:r="http://schemas.openxmlformats.org/officeDocument/2006/relationships" xmlns:m="http://schemas.openxmlformats.org/officeDocument/2006/math" xmlns:v="urn:schemas-microsoft-com:vml" xmlns:wp14="http://schemas.microsoft.com/office/word/2010/wordprocessingDrawing" xmlns:wp="http://schemas.openxmlformats.org/drawingml/2006/wordprocessingDrawing" xmlns:w10="urn:schemas-microsoft-com:office:word" xmlns:w="http://schemas.openxmlformats.org/wordprocessingml/2006/main" xmlns:w14="http://schemas.microsoft.com/office/word/2010/wordml" xmlns:w15="http://schemas.microsoft.com/office/word/2012/wordml" xmlns:w16cex="http://schemas.microsoft.com/office/word/2018/wordml/cex" xmlns:w16cid="http://schemas.microsoft.com/office/word/2016/wordml/cid" xmlns:w16="http://schemas.microsoft.com/office/word/2018/wordml" xmlns:w16du="http://schemas.microsoft.com/office/word/2023/wordml/word16du" xmlns:w16sdtdh="http://schemas.microsoft.com/office/word/2020/wordml/sdtdatahash" xmlns:w16sdtfl="http://schemas.microsoft.com/office/word/2024/wordml/sdtformatlock" xmlns:w16se="http://schemas.microsoft.com/office/word/2015/wordml/symex" xmlns:wpg="http://schemas.microsoft.com/office/word/2010/wordprocessingGroup" xmlns:wpi="http://schemas.microsoft.com/office/word/2010/wordprocessingInk" xmlns:wne="http://schemas.microsoft.com/office/word/2006/wordml" xmlns:wps="http://schemas.microsoft.com/office/word/2010/wordprocessingShape" mc:Ignorable="w14 w15 w16se w16cid w16 w16cex w16sdtdh w16sdtfl w16du wp14">
+<w:ftr xmlns:wpc="http://schemas.microsoft.com/office/word/2010/wordprocessingCanvas" xmlns:cx="http://schemas.microsoft.com/office/drawing/2014/chartex" xmlns:cx1="http://schemas.microsoft.com/office/drawing/2015/9/8/chartex" xmlns:cx2="http://schemas.microsoft.com/office/drawing/2015/10/21/chartex" xmlns:cx3="http://schemas.microsoft.com/office/drawing/2016/5/9/chartex" xmlns:cx4="http://schemas.microsoft.com/office/drawing/2016/5/10/chartex" xmlns:cx5="http://schemas.microsoft.com/office/drawing/2016/5/11/chartex" xmlns:cx6="http://schemas.microsoft.com/office/drawing/2016/5/12/chartex" xmlns:cx7="http://schemas.microsoft.com/office/drawing/2016/5/13/chartex" xmlns:cx8="http://schemas.microsoft.com/office/drawing/2016/5/14/chartex" xmlns:mc="http://schemas.openxmlformats.org/markup-compatibility/2006" xmlns:aink="http://schemas.microsoft.com/office/drawing/2016/ink" xmlns:am3d="http://schemas.microsoft.com/office/drawing/2017/model3d" xmlns:o="urn:schemas-microsoft-com:office:office" xmlns:oel="http://schemas.microsoft.com/office/2019/extlst" xmlns:r="http://schemas.openxmlformats.org/officeDocument/2006/relationships" xmlns:m="http://schemas.openxmlformats.org/officeDocument/2006/math" xmlns:v="urn:schemas-microsoft-com:vml" xmlns:wp14="http://schemas.microsoft.com/office/word/2010/wordprocessingDrawing" xmlns:wp="http://schemas.openxmlformats.org/drawingml/2006/wordprocessingDrawing" xmlns:w10="urn:schemas-microsoft-com:office:word" xmlns:w="http://schemas.openxmlformats.org/wordprocessingml/2006/main" xmlns:w14="http://schemas.microsoft.com/office/word/2010/wordml" xmlns:w15="http://schemas.microsoft.com/office/word/2012/wordml" xmlns:w16cei="http://schemas.microsoft.com/office/word/2026/wordml/cei" xmlns:w16cex="http://schemas.microsoft.com/office/word/2018/wordml/cex" xmlns:w16cid="http://schemas.microsoft.com/office/word/2016/wordml/cid" xmlns:w16="http://schemas.microsoft.com/office/word/2018/wordml" xmlns:w16du="http://schemas.microsoft.com/office/word/2023/wordml/word16du" xmlns:w16sdtdh="http://schemas.microsoft.com/office/word/2020/wordml/sdtdatahash" xmlns:w16sdtfl="http://schemas.microsoft.com/office/word/2024/wordml/sdtformatlock" xmlns:w16se="http://schemas.microsoft.com/office/word/2015/wordml/symex" xmlns:wpg="http://schemas.microsoft.com/office/word/2010/wordprocessingGroup" xmlns:wpi="http://schemas.microsoft.com/office/word/2010/wordprocessingInk" xmlns:wne="http://schemas.microsoft.com/office/word/2006/wordml" xmlns:wps="http://schemas.microsoft.com/office/word/2010/wordprocessingShape" mc:Ignorable="w14 w15 w16se w16cid w16 w16cex w16sdtdh w16sdtfl w16du wp14">
   <w:p>
     <w:pPr>
-      <w:pStyle w:val="Footer"/>
+      <w:spacing w:after="0" w:line="240" w:lineRule="auto"/>
       <w:ind w:right="360"/>
-      <w:jc w:val="left"/>
       <w:rPr>
         <w:sz w:val="16"/>
         <w:szCs w:val="16"/>
       </w:rPr>
     </w:pPr>
     <w:r>
+      <w:rPr>
+        <w:sz w:val="18"/>
+      </w:rPr>
       <w:t xml:space="preserve">From J.M. Larson and H.L. Stedge, </w:t>
     </w:r>
     <w:r>
       <w:rPr>
         <w:i/>
+        <w:sz w:val="18"/>
       </w:rPr>
       <w:t>Clinical Simulations for the Athletic Trainer HKPropel Access</w:t>
     </w:r>
     <w:r>
+      <w:rPr>
+        <w:sz w:val="18"/>
+      </w:rPr>
       <w:t xml:space="preserve"> (Human Kinetics, 2027).</w:t>
     </w:r>
   </w:p>
@@ -347,7 +325,7 @@
 </file>
 
 <file path=word/footnotes.xml><?xml version="1.0" encoding="utf-8"?>
-<w:footnotes xmlns:wpc="http://schemas.microsoft.com/office/word/2010/wordprocessingCanvas" xmlns:cx="http://schemas.microsoft.com/office/drawing/2014/chartex" xmlns:cx1="http://schemas.microsoft.com/office/drawing/2015/9/8/chartex" xmlns:cx2="http://schemas.microsoft.com/office/drawing/2015/10/21/chartex" xmlns:cx3="http://schemas.microsoft.com/office/drawing/2016/5/9/chartex" xmlns:cx4="http://schemas.microsoft.com/office/drawing/2016/5/10/chartex" xmlns:cx5="http://schemas.microsoft.com/office/drawing/2016/5/11/chartex" xmlns:cx6="http://schemas.microsoft.com/office/drawing/2016/5/12/chartex" xmlns:cx7="http://schemas.microsoft.com/office/drawing/2016/5/13/chartex" xmlns:cx8="http://schemas.microsoft.com/office/drawing/2016/5/14/chartex" xmlns:mc="http://schemas.openxmlformats.org/markup-compatibility/2006" xmlns:aink="http://schemas.microsoft.com/office/drawing/2016/ink" xmlns:am3d="http://schemas.microsoft.com/office/drawing/2017/model3d" xmlns:o="urn:schemas-microsoft-com:office:office" xmlns:oel="http://schemas.microsoft.com/office/2019/extlst" xmlns:r="http://schemas.openxmlformats.org/officeDocument/2006/relationships" xmlns:m="http://schemas.openxmlformats.org/officeDocument/2006/math" xmlns:v="urn:schemas-microsoft-com:vml" xmlns:wp14="http://schemas.microsoft.com/office/word/2010/wordprocessingDrawing" xmlns:wp="http://schemas.openxmlformats.org/drawingml/2006/wordprocessingDrawing" xmlns:w10="urn:schemas-microsoft-com:office:word" xmlns:w="http://schemas.openxmlformats.org/wordprocessingml/2006/main" xmlns:w14="http://schemas.microsoft.com/office/word/2010/wordml" xmlns:w15="http://schemas.microsoft.com/office/word/2012/wordml" xmlns:w16cex="http://schemas.microsoft.com/office/word/2018/wordml/cex" xmlns:w16cid="http://schemas.microsoft.com/office/word/2016/wordml/cid" xmlns:w16="http://schemas.microsoft.com/office/word/2018/wordml" xmlns:w16du="http://schemas.microsoft.com/office/word/2023/wordml/word16du" xmlns:w16sdtdh="http://schemas.microsoft.com/office/word/2020/wordml/sdtdatahash" xmlns:w16sdtfl="http://schemas.microsoft.com/office/word/2024/wordml/sdtformatlock" xmlns:w16se="http://schemas.microsoft.com/office/word/2015/wordml/symex" xmlns:wpg="http://schemas.microsoft.com/office/word/2010/wordprocessingGroup" xmlns:wpi="http://schemas.microsoft.com/office/word/2010/wordprocessingInk" xmlns:wne="http://schemas.microsoft.com/office/word/2006/wordml" xmlns:wps="http://schemas.microsoft.com/office/word/2010/wordprocessingShape" mc:Ignorable="w14 w15 w16se w16cid w16 w16cex w16sdtdh w16sdtfl w16du wp14">
+<w:footnotes xmlns:wpc="http://schemas.microsoft.com/office/word/2010/wordprocessingCanvas" xmlns:cx="http://schemas.microsoft.com/office/drawing/2014/chartex" xmlns:cx1="http://schemas.microsoft.com/office/drawing/2015/9/8/chartex" xmlns:cx2="http://schemas.microsoft.com/office/drawing/2015/10/21/chartex" xmlns:cx3="http://schemas.microsoft.com/office/drawing/2016/5/9/chartex" xmlns:cx4="http://schemas.microsoft.com/office/drawing/2016/5/10/chartex" xmlns:cx5="http://schemas.microsoft.com/office/drawing/2016/5/11/chartex" xmlns:cx6="http://schemas.microsoft.com/office/drawing/2016/5/12/chartex" xmlns:cx7="http://schemas.microsoft.com/office/drawing/2016/5/13/chartex" xmlns:cx8="http://schemas.microsoft.com/office/drawing/2016/5/14/chartex" xmlns:mc="http://schemas.openxmlformats.org/markup-compatibility/2006" xmlns:aink="http://schemas.microsoft.com/office/drawing/2016/ink" xmlns:am3d="http://schemas.microsoft.com/office/drawing/2017/model3d" xmlns:o="urn:schemas-microsoft-com:office:office" xmlns:oel="http://schemas.microsoft.com/office/2019/extlst" xmlns:r="http://schemas.openxmlformats.org/officeDocument/2006/relationships" xmlns:m="http://schemas.openxmlformats.org/officeDocument/2006/math" xmlns:v="urn:schemas-microsoft-com:vml" xmlns:wp14="http://schemas.microsoft.com/office/word/2010/wordprocessingDrawing" xmlns:wp="http://schemas.openxmlformats.org/drawingml/2006/wordprocessingDrawing" xmlns:w10="urn:schemas-microsoft-com:office:word" xmlns:w="http://schemas.openxmlformats.org/wordprocessingml/2006/main" xmlns:w14="http://schemas.microsoft.com/office/word/2010/wordml" xmlns:w15="http://schemas.microsoft.com/office/word/2012/wordml" xmlns:w16cei="http://schemas.microsoft.com/office/word/2026/wordml/cei" xmlns:w16cex="http://schemas.microsoft.com/office/word/2018/wordml/cex" xmlns:w16cid="http://schemas.microsoft.com/office/word/2016/wordml/cid" xmlns:w16="http://schemas.microsoft.com/office/word/2018/wordml" xmlns:w16du="http://schemas.microsoft.com/office/word/2023/wordml/word16du" xmlns:w16sdtdh="http://schemas.microsoft.com/office/word/2020/wordml/sdtdatahash" xmlns:w16sdtfl="http://schemas.microsoft.com/office/word/2024/wordml/sdtformatlock" xmlns:w16se="http://schemas.microsoft.com/office/word/2015/wordml/symex" xmlns:wpg="http://schemas.microsoft.com/office/word/2010/wordprocessingGroup" xmlns:wpi="http://schemas.microsoft.com/office/word/2010/wordprocessingInk" xmlns:wne="http://schemas.microsoft.com/office/word/2006/wordml" xmlns:wps="http://schemas.microsoft.com/office/word/2010/wordprocessingShape" mc:Ignorable="w14 w15 w16se w16cid w16 w16cex w16sdtdh w16sdtfl w16du wp14">
   <w:footnote w:type="separator" w:id="-1">
     <w:p>
       <w:pPr>
@@ -372,7 +350,7 @@
 </file>
 
 <file path=word/numbering.xml><?xml version="1.0" encoding="utf-8"?>
-<w:numbering xmlns:wpc="http://schemas.microsoft.com/office/word/2010/wordprocessingCanvas" xmlns:cx="http://schemas.microsoft.com/office/drawing/2014/chartex" xmlns:cx1="http://schemas.microsoft.com/office/drawing/2015/9/8/chartex" xmlns:cx2="http://schemas.microsoft.com/office/drawing/2015/10/21/chartex" xmlns:cx3="http://schemas.microsoft.com/office/drawing/2016/5/9/chartex" xmlns:cx4="http://schemas.microsoft.com/office/drawing/2016/5/10/chartex" xmlns:cx5="http://schemas.microsoft.com/office/drawing/2016/5/11/chartex" xmlns:cx6="http://schemas.microsoft.com/office/drawing/2016/5/12/chartex" xmlns:cx7="http://schemas.microsoft.com/office/drawing/2016/5/13/chartex" xmlns:cx8="http://schemas.microsoft.com/office/drawing/2016/5/14/chartex" xmlns:mc="http://schemas.openxmlformats.org/markup-compatibility/2006" xmlns:aink="http://schemas.microsoft.com/office/drawing/2016/ink" xmlns:am3d="http://schemas.microsoft.com/office/drawing/2017/model3d" xmlns:o="urn:schemas-microsoft-com:office:office" xmlns:oel="http://schemas.microsoft.com/office/2019/extlst" xmlns:r="http://schemas.openxmlformats.org/officeDocument/2006/relationships" xmlns:m="http://schemas.openxmlformats.org/officeDocument/2006/math" xmlns:v="urn:schemas-microsoft-com:vml" xmlns:wp14="http://schemas.microsoft.com/office/word/2010/wordprocessingDrawing" xmlns:wp="http://schemas.openxmlformats.org/drawingml/2006/wordprocessingDrawing" xmlns:w10="urn:schemas-microsoft-com:office:word" xmlns:w="http://schemas.openxmlformats.org/wordprocessingml/2006/main" xmlns:w14="http://schemas.microsoft.com/office/word/2010/wordml" xmlns:w15="http://schemas.microsoft.com/office/word/2012/wordml" xmlns:w16cex="http://schemas.microsoft.com/office/word/2018/wordml/cex" xmlns:w16cid="http://schemas.microsoft.com/office/word/2016/wordml/cid" xmlns:w16="http://schemas.microsoft.com/office/word/2018/wordml" xmlns:w16du="http://schemas.microsoft.com/office/word/2023/wordml/word16du" xmlns:w16sdtdh="http://schemas.microsoft.com/office/word/2020/wordml/sdtdatahash" xmlns:w16sdtfl="http://schemas.microsoft.com/office/word/2024/wordml/sdtformatlock" xmlns:w16se="http://schemas.microsoft.com/office/word/2015/wordml/symex" xmlns:wpg="http://schemas.microsoft.com/office/word/2010/wordprocessingGroup" xmlns:wpi="http://schemas.microsoft.com/office/word/2010/wordprocessingInk" xmlns:wne="http://schemas.microsoft.com/office/word/2006/wordml" xmlns:wps="http://schemas.microsoft.com/office/word/2010/wordprocessingShape" mc:Ignorable="w14 w15 w16se w16cid w16 w16cex w16sdtdh w16sdtfl w16du wp14">
+<w:numbering xmlns:wpc="http://schemas.microsoft.com/office/word/2010/wordprocessingCanvas" xmlns:cx="http://schemas.microsoft.com/office/drawing/2014/chartex" xmlns:cx1="http://schemas.microsoft.com/office/drawing/2015/9/8/chartex" xmlns:cx2="http://schemas.microsoft.com/office/drawing/2015/10/21/chartex" xmlns:cx3="http://schemas.microsoft.com/office/drawing/2016/5/9/chartex" xmlns:cx4="http://schemas.microsoft.com/office/drawing/2016/5/10/chartex" xmlns:cx5="http://schemas.microsoft.com/office/drawing/2016/5/11/chartex" xmlns:cx6="http://schemas.microsoft.com/office/drawing/2016/5/12/chartex" xmlns:cx7="http://schemas.microsoft.com/office/drawing/2016/5/13/chartex" xmlns:cx8="http://schemas.microsoft.com/office/drawing/2016/5/14/chartex" xmlns:mc="http://schemas.openxmlformats.org/markup-compatibility/2006" xmlns:aink="http://schemas.microsoft.com/office/drawing/2016/ink" xmlns:am3d="http://schemas.microsoft.com/office/drawing/2017/model3d" xmlns:o="urn:schemas-microsoft-com:office:office" xmlns:oel="http://schemas.microsoft.com/office/2019/extlst" xmlns:r="http://schemas.openxmlformats.org/officeDocument/2006/relationships" xmlns:m="http://schemas.openxmlformats.org/officeDocument/2006/math" xmlns:v="urn:schemas-microsoft-com:vml" xmlns:wp14="http://schemas.microsoft.com/office/word/2010/wordprocessingDrawing" xmlns:wp="http://schemas.openxmlformats.org/drawingml/2006/wordprocessingDrawing" xmlns:w10="urn:schemas-microsoft-com:office:word" xmlns:w="http://schemas.openxmlformats.org/wordprocessingml/2006/main" xmlns:w14="http://schemas.microsoft.com/office/word/2010/wordml" xmlns:w15="http://schemas.microsoft.com/office/word/2012/wordml" xmlns:w16cei="http://schemas.microsoft.com/office/word/2026/wordml/cei" xmlns:w16cex="http://schemas.microsoft.com/office/word/2018/wordml/cex" xmlns:w16cid="http://schemas.microsoft.com/office/word/2016/wordml/cid" xmlns:w16="http://schemas.microsoft.com/office/word/2018/wordml" xmlns:w16du="http://schemas.microsoft.com/office/word/2023/wordml/word16du" xmlns:w16sdtdh="http://schemas.microsoft.com/office/word/2020/wordml/sdtdatahash" xmlns:w16sdtfl="http://schemas.microsoft.com/office/word/2024/wordml/sdtformatlock" xmlns:w16se="http://schemas.microsoft.com/office/word/2015/wordml/symex" xmlns:wpg="http://schemas.microsoft.com/office/word/2010/wordprocessingGroup" xmlns:wpi="http://schemas.microsoft.com/office/word/2010/wordprocessingInk" xmlns:wne="http://schemas.microsoft.com/office/word/2006/wordml" xmlns:wps="http://schemas.microsoft.com/office/word/2010/wordprocessingShape" mc:Ignorable="w14 w15 w16se w16cid w16 w16cex w16sdtdh w16sdtfl w16du wp14">
   <w:abstractNum w:abstractNumId="0" w15:restartNumberingAfterBreak="0">
     <w:nsid w:val="010A0310"/>
     <w:multiLevelType w:val="hybridMultilevel"/>
@@ -3813,6 +3791,9 @@
     <w:name w:val="Normal"/>
     <w:qFormat/>
     <w:rsid w:val="00524132"/>
+    <w:rPr>
+      <w:rFonts w:ascii="Aptos" w:eastAsia="Aptos" w:hAnsi="Aptos" w:cs="Aptos"/>
+    </w:rPr>
   </w:style>
   <w:style w:type="paragraph" w:styleId="Heading1">
     <w:name w:val="heading 1"/>
@@ -3853,7 +3834,7 @@
     <w:rPr>
       <w:rFonts w:asciiTheme="majorHAnsi" w:eastAsiaTheme="majorEastAsia" w:hAnsiTheme="majorHAnsi" w:cstheme="majorBidi"/>
       <w:color w:val="0F4761" w:themeColor="accent1" w:themeShade="BF"/>
-      <w:sz w:val="32"/>
+      <w:sz w:val="40"/>
       <w:szCs w:val="32"/>
     </w:rPr>
   </w:style>
@@ -3876,7 +3857,7 @@
     <w:rPr>
       <w:rFonts w:eastAsiaTheme="majorEastAsia" w:cstheme="majorBidi"/>
       <w:color w:val="0F4761" w:themeColor="accent1" w:themeShade="BF"/>
-      <w:sz w:val="28"/>
+      <w:sz w:val="40"/>
       <w:szCs w:val="28"/>
     </w:rPr>
   </w:style>
@@ -3901,6 +3882,7 @@
       <w:i/>
       <w:iCs/>
       <w:color w:val="0F4761" w:themeColor="accent1" w:themeShade="BF"/>
+      <w:sz w:val="40"/>
     </w:rPr>
   </w:style>
   <w:style w:type="paragraph" w:styleId="Heading5">
@@ -3922,6 +3904,7 @@
     <w:rPr>
       <w:rFonts w:eastAsiaTheme="majorEastAsia" w:cstheme="majorBidi"/>
       <w:color w:val="0F4761" w:themeColor="accent1" w:themeShade="BF"/>
+      <w:sz w:val="40"/>
     </w:rPr>
   </w:style>
   <w:style w:type="paragraph" w:styleId="Heading6">
@@ -3945,6 +3928,7 @@
       <w:i/>
       <w:iCs/>
       <w:color w:val="595959" w:themeColor="text1" w:themeTint="A6"/>
+      <w:sz w:val="40"/>
     </w:rPr>
   </w:style>
   <w:style w:type="paragraph" w:styleId="Heading7">
@@ -3966,6 +3950,7 @@
     <w:rPr>
       <w:rFonts w:eastAsiaTheme="majorEastAsia" w:cstheme="majorBidi"/>
       <w:color w:val="595959" w:themeColor="text1" w:themeTint="A6"/>
+      <w:sz w:val="40"/>
     </w:rPr>
   </w:style>
   <w:style w:type="paragraph" w:styleId="Heading8">
@@ -3989,6 +3974,7 @@
       <w:i/>
       <w:iCs/>
       <w:color w:val="272727" w:themeColor="text1" w:themeTint="D8"/>
+      <w:sz w:val="40"/>
     </w:rPr>
   </w:style>
   <w:style w:type="paragraph" w:styleId="Heading9">
@@ -4010,6 +3996,7 @@
     <w:rPr>
       <w:rFonts w:eastAsiaTheme="majorEastAsia" w:cstheme="majorBidi"/>
       <w:color w:val="272727" w:themeColor="text1" w:themeTint="D8"/>
+      <w:sz w:val="40"/>
     </w:rPr>
   </w:style>
   <w:style w:type="character" w:default="1" w:styleId="DefaultParagraphFont">
